--- a/Evidencias_grupales/1.5_GuiaEstudiante_Fase 1_Definicion Proyecto APT (Español).docx
+++ b/Evidencias_grupales/1.5_GuiaEstudiante_Fase 1_Definicion Proyecto APT (Español).docx
@@ -2033,7 +2033,7 @@
               <w:rPr>
                 <w:rtl w:val="0"/>
               </w:rPr>
-              <w:t xml:space="preserve">Escogimos Projecto Dossier porque resuelve un problema frecuente: preparar reuniones externas exige buscar y comparar información dispersa. Es relevante para Ingeniería en Informática porque nos permite continuar un sistema real y aplicar desarrollo web, bases de datos, servicios externos, inteligencia artificial, seguridad y pruebas. El proyecto se realiza para la empresa Alloxentric, el producto se dirige a un mercado con foco inicial en Reino Unido y Estados Unidos, con expansión prevista hacia Europa continental.</w:t>
+              <w:t xml:space="preserve">Escogimos Projecto Dossier porque resuelve un problema frecuente: preparar reuniones externas exige buscar y comparar información dispersa. Es relevante para Ingeniería en Informática porque nos permite continuar un sistema real y aplicar desarrollo web, bases de datos, servicios externos, inteligencia artificial, seguridad y pruebas. El proyecto se realiza para la empresa Alloxentric. El producto se dirige a un mercado con foco inicial en Reino Unido y Estados Unidos, con expansión prevista hacia Europa continental.</w:t>
             </w:r>
           </w:p>
           <w:p>
@@ -2161,7 +2161,7 @@
               <w:rPr>
                 <w:rtl w:val="0"/>
               </w:rPr>
-              <w:t xml:space="preserve">Project Dossier, es un asistente de investigación que prepara automáticamente información para reuniones. El sistema se integra con Google Calendar y Outlook, detecta reuniones externas próximas y genera un Intelligence Brief sobre sus participantes. Para ello reúne y contrasta antecedentes profesionales, registros corporativos oficiales y noticias, y luego utiliza agentes especializados y una capa de síntesis con inteligencia artificial para convertir esos datos en un dossier comprensible y trazable.</w:t>
+              <w:t xml:space="preserve">Project Dossier es un asistente de investigación que prepara automáticamente información para reuniones. El sistema se integra con Google Calendar y Outlook, detecta reuniones externas próximas y genera un Intelligence Brief sobre sus participantes. Para ello reúne y contrasta antecedentes profesionales, registros corporativos oficiales y noticias, y luego utiliza agentes especializados y una capa de síntesis con inteligencia artificial para convertir esos datos en un dossier comprensible y trazable.</w:t>
             </w:r>
           </w:p>
           <w:p>
@@ -2563,7 +2563,7 @@
               <w:rPr>
                 <w:rtl w:val="0"/>
               </w:rPr>
-              <w:t xml:space="preserve">Continuar un sistema creado por otro equipo también fortalece competencias propias del trabajo profesional: comprender código heredado, detectar diferencias entre documentación e implementación, priorizar deuda técnica, corregir riesgos sin perder funcionalidades existentes y justificar decisiones de arquitectura. El proyecto contribuirá a mi desarrollo mediante experiencia en pruebas, seguridad, calidad de datos, documentación y entrega incremental de un MVP.</w:t>
+              <w:t xml:space="preserve">Continuar un sistema creado por otro equipo también fortalece competencias propias del trabajo profesional: comprender código heredado, detectar diferencias entre documentación e implementación, priorizar deuda técnica, corregir riesgos sin perder funcionalidades existentes y justificar decisiones de arquitectura. El proyecto contribuirá a nuestro desarrollo mediante experiencia en pruebas, seguridad, calidad de datos, documentación y entrega incremental de un MVP.</w:t>
             </w:r>
           </w:p>
         </w:tc>
@@ -3787,7 +3787,7 @@
                 <w:szCs w:val="20"/>
                 <w:rtl w:val="0"/>
               </w:rPr>
-              <w:t xml:space="preserve">Las brechas verificadas sobre el código son cuatro: no existe agente de registros corporativos europeos, sólo Reino Unido y Estados Unidos; no existe agente de noticias; los estados de avance se obtienen por consultas periódicas y no en tiempo real; y la entrega por correo electrónico sólo existe como campo en el modelo de datos. A ellas se suma la deuda técnica documentada: dos líneas de implementación paralelas con tecnologías incompatibles, errores de análisis estático que impiden una integración continua confiable, dependencias con vulnerabilidades conocidas de severidad alta y migraciones de esquema no versionadas.</w:t>
+              <w:t xml:space="preserve">Las brechas verificadas sobre el código son cinco: la síntesis se guarda como texto plano, sin contrato JSON validado ni entidades para alertas, trayectoria y prensa; no existe agente de registros corporativos europeos, solo Reino Unido y Estados Unidos; no existe agente de noticias; los estados de avance se obtienen por consultas periódicas y no en tiempo real; y la entrega por correo electrónico solo existe como campo en el modelo de datos. </w:t>
             </w:r>
           </w:p>
           <w:p>
@@ -3805,7 +3805,7 @@
                 <w:szCs w:val="20"/>
                 <w:rtl w:val="0"/>
               </w:rPr>
-              <w:t xml:space="preserve">Se compromete como alcance firme el cierre de esas cuatro brechas, la consolidación de la base técnica y los controles de seguridad con sus pruebas. Se declaran como extensiones condicionadas, sujetas a acuerdo con el docente guía y a la capacidad del equipo: la integración de pagos en entorno de pruebas, el agente de redes profesionales, la personalización de marca del plan Enterprise y la API pública para clientes. Estas se abordarán sólo si el alcance firme está cerrado al término del Sprint 5 y, en caso contrario, se documentarán como trabajo futuro.</w:t>
+              <w:t xml:space="preserve">Se compromete como alcance firme el cierre de esas cinco brechas, la consolidación de la base técnica y los controles de seguridad con sus pruebas. Se declaran como extensiones condicionadas, sujetas a acuerdo con el docente guía y a la capacidad del equipo: la integración de pagos en entorno de pruebas, el agente de redes profesionales, la personalización de marca del plan Enterprise y la API pública para clientes. Estas se abordarán sólo si el alcance firme está cerrado al término del Sprint 5 y, en caso contrario, se documentarán como trabajo futuro.</w:t>
             </w:r>
           </w:p>
           <w:p>
@@ -4163,7 +4163,7 @@
                 <w:szCs w:val="20"/>
                 <w:rtl w:val="0"/>
               </w:rPr>
-              <w:t xml:space="preserve">Felipe Orellana Álvarez: Backend y agentes: diseño de la solución, migraciones versionadas, agente de registros corporativos europeos, agente de noticias, capa de síntesis y canal de estados progresivos en el servicio.</w:t>
+              <w:t xml:space="preserve">Felipe Orellana Álvarez - Backend y agentes: diseño de la solución, migraciones versionadas, agente de registros corporativos europeos, agente de noticias, capa de síntesis y canal de estados progresivos en el servicio.</w:t>
             </w:r>
           </w:p>
           <w:p>
@@ -4181,7 +4181,7 @@
                 <w:szCs w:val="20"/>
                 <w:rtl w:val="0"/>
               </w:rPr>
-              <w:t xml:space="preserve">Darío García Avendaño: Frontend e integraciones de usuario: ampliación del dashboard para los módulos incorporados, consumo de los estados progresivos, entrega por correo electrónico y automatización desde el calendario.</w:t>
+              <w:t xml:space="preserve">Darío García Avendaño - Frontend e integraciones de usuario: ampliación del dashboard para los módulos incorporados, consumo de los estados progresivos, entrega por correo electrónico y automatización desde el calendario.</w:t>
             </w:r>
           </w:p>
           <w:p>
@@ -4199,7 +4199,7 @@
                 <w:szCs w:val="20"/>
                 <w:rtl w:val="0"/>
               </w:rPr>
-              <w:t xml:space="preserve">Felipe Docmac Bravo: Seguridad y aseguramiento de la calidad: saneamiento de dependencias y de análisis estático, integración continua, limitación de tasa, registro de auditoría, retención y borrado verificado, diseño y ejecución del plan de pruebas y documentación técnica.</w:t>
+              <w:t xml:space="preserve">Felipe Docmac Bravo - Seguridad y aseguramiento de la calidad: saneamiento de dependencias y de análisis estático, integración continua, limitación de tasa, registro de auditoría, retención y borrado verificado, diseño y ejecución del plan de pruebas y documentación técnica.</w:t>
             </w:r>
           </w:p>
           <w:p>
@@ -5470,7 +5470,7 @@
               <w:rPr>
                 <w:rtl w:val="0"/>
               </w:rPr>
-              <w:t xml:space="preserve">Evidencia los objetivos específicos 4 y 5 con un incremento funcional verificable, no sólo documental. </w:t>
+              <w:t xml:space="preserve">Evidencia los objetivos específicos 4 y 5 con un incremento funcional verificable, no solo documental. </w:t>
             </w:r>
           </w:p>
         </w:tc>
